--- a/content-src/docx/R DT 2026 10 03 Christopher Reid.docx
+++ b/content-src/docx/R DT 2026 10 03 Christopher Reid.docx
@@ -82,6 +82,11 @@
       </w:r>
       <w:r>
         <w:t>details&gt;</w:t>
+      </w:r>
+    </w:p>
+    <w:p>
+      <w:r>
+        <w:t xml:space="preserve">&lt;category&gt;poetry&lt;/category&gt;</w:t>
       </w:r>
     </w:p>
     <w:p>
